--- a/Pharmacology I Exam 2/pharm-exam-2-killers-commons-zebras.docx
+++ b/Pharmacology I Exam 2/pharm-exam-2-killers-commons-zebras.docx
@@ -62,7 +62,7 @@
           <w:b w:val="0"/>
           <w:i w:val="0"/>
         </w:rPr>
-        <w:t>The adverse effects of the Exam 2 lectures sorted the way Dr. Wood sorts them. 102 entries.</w:t>
+        <w:t>The adverse effects of the Exam 2 lectures sorted the way Dr. Wood sorts them. 117 entries.</w:t>
       </w:r>
     </w:p>
     <w:tbl>
@@ -13883,6 +13883,2213 @@
                 <w:sz w:val="18"/>
               </w:rPr>
               <w:t>slide 55</w:t>
+            </w:r>
+          </w:p>
+        </w:tc>
+      </w:tr>
+    </w:tbl>
+    <w:p>
+      <w:pPr>
+        <w:spacing w:after="80"/>
+      </w:pPr>
+    </w:p>
+    <w:p>
+      <w:pPr>
+        <w:pStyle w:val="Heading1"/>
+        <w:spacing w:before="280" w:after="100"/>
+      </w:pPr>
+      <w:r>
+        <w:rPr>
+          <w:rFonts w:ascii="Georgia" w:hAnsi="Georgia"/>
+          <w:color w:val="6B3524"/>
+        </w:rPr>
+        <w:t>Lecture 8 — Myocardial Ischemia Drug Therapy</w:t>
+      </w:r>
+    </w:p>
+    <w:p>
+      <w:pPr>
+        <w:pStyle w:val="Heading1"/>
+        <w:spacing w:before="280" w:after="100"/>
+      </w:pPr>
+      <w:r>
+        <w:rPr>
+          <w:rFonts w:ascii="Georgia" w:hAnsi="Georgia"/>
+          <w:color w:val="6B3524"/>
+        </w:rPr>
+        <w:t>Killers 5</w:t>
+      </w:r>
+    </w:p>
+    <w:p>
+      <w:pPr>
+        <w:spacing w:after="120"/>
+      </w:pPr>
+      <w:r>
+        <w:rPr>
+          <w:b w:val="0"/>
+          <w:i w:val="0"/>
+        </w:rPr>
+        <w:t xml:space="preserve">Dangerous. </w:t>
+      </w:r>
+      <w:r>
+        <w:rPr>
+          <w:b/>
+          <w:i w:val="0"/>
+        </w:rPr>
+        <w:t>Immediate discontinuation and evaluation.</w:t>
+      </w:r>
+      <w:r>
+        <w:rPr>
+          <w:b w:val="0"/>
+          <w:i w:val="0"/>
+        </w:rPr>
+        <w:t xml:space="preserve"> Not necessarily common: these are the ones you warn the patient about </w:t>
+      </w:r>
+      <w:r>
+        <w:rPr>
+          <w:b w:val="0"/>
+          <w:i/>
+        </w:rPr>
+        <w:t>in advance</w:t>
+      </w:r>
+      <w:r>
+        <w:rPr>
+          <w:b w:val="0"/>
+          <w:i w:val="0"/>
+        </w:rPr>
+        <w:t>.</w:t>
+      </w:r>
+    </w:p>
+    <w:tbl>
+      <w:tblPr>
+        <w:tblStyle w:val="TableGrid"/>
+        <w:tblW w:type="auto" w:w="0"/>
+        <w:jc w:val="center"/>
+        <w:tblLook w:firstColumn="1" w:firstRow="1" w:lastColumn="0" w:lastRow="0" w:noHBand="0" w:noVBand="1" w:val="04A0"/>
+        <w:tblBorders>
+          <w:top w:val="single" w:sz="4" w:space="0" w:color="D8D2D4"/>
+          <w:left w:val="single" w:sz="4" w:space="0" w:color="D8D2D4"/>
+          <w:bottom w:val="single" w:sz="4" w:space="0" w:color="D8D2D4"/>
+          <w:right w:val="single" w:sz="4" w:space="0" w:color="D8D2D4"/>
+          <w:insideH w:val="single" w:sz="4" w:space="0" w:color="D8D2D4"/>
+          <w:insideV w:val="single" w:sz="4" w:space="0" w:color="D8D2D4"/>
+        </w:tblBorders>
+      </w:tblPr>
+      <w:tblGrid>
+        <w:gridCol w:w="2556"/>
+        <w:gridCol w:w="2556"/>
+        <w:gridCol w:w="2556"/>
+        <w:gridCol w:w="2556"/>
+      </w:tblGrid>
+      <w:tr>
+        <w:tc>
+          <w:tcPr>
+            <w:tcW w:type="dxa" w:w="2556"/>
+            <w:shd w:val="clear" w:color="auto" w:fill="6B3524"/>
+          </w:tcPr>
+          <w:p>
+            <w:pPr>
+              <w:spacing w:after="40"/>
+            </w:pPr>
+            <w:r>
+              <w:rPr>
+                <w:b/>
+                <w:color w:val="FFFFFF"/>
+                <w:sz w:val="18"/>
+              </w:rPr>
+            </w:r>
+            <w:r>
+              <w:rPr>
+                <w:b/>
+                <w:i w:val="0"/>
+                <w:color w:val="FFFFFF"/>
+                <w:sz w:val="18"/>
+              </w:rPr>
+              <w:t>Effect</w:t>
+            </w:r>
+          </w:p>
+        </w:tc>
+        <w:tc>
+          <w:tcPr>
+            <w:tcW w:type="dxa" w:w="2556"/>
+            <w:shd w:val="clear" w:color="auto" w:fill="6B3524"/>
+          </w:tcPr>
+          <w:p>
+            <w:pPr>
+              <w:spacing w:after="40"/>
+            </w:pPr>
+            <w:r>
+              <w:rPr>
+                <w:b/>
+                <w:color w:val="FFFFFF"/>
+                <w:sz w:val="18"/>
+              </w:rPr>
+            </w:r>
+            <w:r>
+              <w:rPr>
+                <w:b/>
+                <w:i w:val="0"/>
+                <w:color w:val="FFFFFF"/>
+                <w:sz w:val="18"/>
+              </w:rPr>
+              <w:t>Drug or class</w:t>
+            </w:r>
+          </w:p>
+        </w:tc>
+        <w:tc>
+          <w:tcPr>
+            <w:tcW w:type="dxa" w:w="2556"/>
+            <w:shd w:val="clear" w:color="auto" w:fill="6B3524"/>
+          </w:tcPr>
+          <w:p>
+            <w:pPr>
+              <w:spacing w:after="40"/>
+            </w:pPr>
+            <w:r>
+              <w:rPr>
+                <w:b/>
+                <w:color w:val="FFFFFF"/>
+                <w:sz w:val="18"/>
+              </w:rPr>
+            </w:r>
+            <w:r>
+              <w:rPr>
+                <w:b/>
+                <w:i w:val="0"/>
+                <w:color w:val="FFFFFF"/>
+                <w:sz w:val="18"/>
+              </w:rPr>
+              <w:t>What it means / what to do</w:t>
+            </w:r>
+          </w:p>
+        </w:tc>
+        <w:tc>
+          <w:tcPr>
+            <w:tcW w:type="dxa" w:w="2556"/>
+            <w:shd w:val="clear" w:color="auto" w:fill="6B3524"/>
+          </w:tcPr>
+          <w:p>
+            <w:pPr>
+              <w:spacing w:after="40"/>
+            </w:pPr>
+            <w:r>
+              <w:rPr>
+                <w:b/>
+                <w:color w:val="FFFFFF"/>
+                <w:sz w:val="18"/>
+              </w:rPr>
+            </w:r>
+            <w:r>
+              <w:rPr>
+                <w:b/>
+                <w:i w:val="0"/>
+                <w:color w:val="FFFFFF"/>
+                <w:sz w:val="18"/>
+              </w:rPr>
+              <w:t>Source</w:t>
+            </w:r>
+          </w:p>
+        </w:tc>
+      </w:tr>
+      <w:tr>
+        <w:tc>
+          <w:tcPr>
+            <w:tcW w:type="dxa" w:w="2556"/>
+          </w:tcPr>
+          <w:p>
+            <w:pPr>
+              <w:spacing w:after="40"/>
+            </w:pPr>
+            <w:r>
+              <w:rPr>
+                <w:sz w:val="18"/>
+              </w:rPr>
+            </w:r>
+            <w:r>
+              <w:rPr>
+                <w:b w:val="0"/>
+                <w:i w:val="0"/>
+                <w:sz w:val="18"/>
+              </w:rPr>
+              <w:t>Abrupt beta blocker withdrawal (rebound angina, myocardial infarction)</w:t>
+            </w:r>
+          </w:p>
+        </w:tc>
+        <w:tc>
+          <w:tcPr>
+            <w:tcW w:type="dxa" w:w="2556"/>
+          </w:tcPr>
+          <w:p>
+            <w:pPr>
+              <w:spacing w:after="40"/>
+            </w:pPr>
+            <w:r>
+              <w:rPr>
+                <w:sz w:val="18"/>
+              </w:rPr>
+            </w:r>
+            <w:r>
+              <w:rPr>
+                <w:b/>
+                <w:i w:val="0"/>
+                <w:sz w:val="18"/>
+              </w:rPr>
+              <w:t>Beta blockers</w:t>
+            </w:r>
+          </w:p>
+        </w:tc>
+        <w:tc>
+          <w:tcPr>
+            <w:tcW w:type="dxa" w:w="2556"/>
+          </w:tcPr>
+          <w:p>
+            <w:pPr>
+              <w:spacing w:after="40"/>
+            </w:pPr>
+            <w:r>
+              <w:rPr>
+                <w:sz w:val="18"/>
+              </w:rPr>
+            </w:r>
+            <w:r>
+              <w:rPr>
+                <w:b/>
+                <w:i w:val="0"/>
+                <w:sz w:val="18"/>
+              </w:rPr>
+              <w:t>Avoid rapid discontinuation; stop gradually.</w:t>
+            </w:r>
+            <w:r>
+              <w:rPr>
+                <w:b w:val="0"/>
+                <w:i w:val="0"/>
+                <w:sz w:val="18"/>
+              </w:rPr>
+              <w:t xml:space="preserve"> Warn the patient in advance never to stop suddenly. (Added background: rebound angina and myocardial infarction; several beta blockers, for example metoprolol, atenolol and nadolol, carry a Food and Drug Administration (FDA) boxed warning.)</w:t>
+            </w:r>
+          </w:p>
+        </w:tc>
+        <w:tc>
+          <w:tcPr>
+            <w:tcW w:type="dxa" w:w="2556"/>
+          </w:tcPr>
+          <w:p>
+            <w:pPr>
+              <w:spacing w:after="40"/>
+            </w:pPr>
+            <w:r>
+              <w:rPr>
+                <w:sz w:val="18"/>
+              </w:rPr>
+            </w:r>
+            <w:r>
+              <w:rPr>
+                <w:b w:val="0"/>
+                <w:i w:val="0"/>
+                <w:sz w:val="18"/>
+              </w:rPr>
+              <w:t>L8</w:t>
+            </w:r>
+            <w:r>
+              <w:rPr>
+                <w:sz w:val="18"/>
+              </w:rPr>
+              <w:br/>
+            </w:r>
+            <w:r>
+              <w:rPr>
+                <w:b w:val="0"/>
+                <w:i w:val="0"/>
+                <w:sz w:val="18"/>
+              </w:rPr>
+              <w:t>slide 19</w:t>
+            </w:r>
+          </w:p>
+        </w:tc>
+      </w:tr>
+      <w:tr>
+        <w:tc>
+          <w:tcPr>
+            <w:tcW w:type="dxa" w:w="2556"/>
+          </w:tcPr>
+          <w:p>
+            <w:pPr>
+              <w:spacing w:after="40"/>
+            </w:pPr>
+            <w:r>
+              <w:rPr>
+                <w:sz w:val="18"/>
+              </w:rPr>
+            </w:r>
+            <w:r>
+              <w:rPr>
+                <w:b w:val="0"/>
+                <w:i w:val="0"/>
+                <w:sz w:val="18"/>
+              </w:rPr>
+              <w:t>Severe hypotension, myocardial infarction, stroke</w:t>
+            </w:r>
+          </w:p>
+        </w:tc>
+        <w:tc>
+          <w:tcPr>
+            <w:tcW w:type="dxa" w:w="2556"/>
+          </w:tcPr>
+          <w:p>
+            <w:pPr>
+              <w:spacing w:after="40"/>
+            </w:pPr>
+            <w:r>
+              <w:rPr>
+                <w:sz w:val="18"/>
+              </w:rPr>
+            </w:r>
+            <w:r>
+              <w:rPr>
+                <w:b/>
+                <w:i w:val="0"/>
+                <w:sz w:val="18"/>
+              </w:rPr>
+              <w:t>Nitrates with phosphodiesterase type 5 inhibitors (sildenafil, tadalafil, vardenafil)</w:t>
+            </w:r>
+          </w:p>
+        </w:tc>
+        <w:tc>
+          <w:tcPr>
+            <w:tcW w:type="dxa" w:w="2556"/>
+          </w:tcPr>
+          <w:p>
+            <w:pPr>
+              <w:spacing w:after="40"/>
+            </w:pPr>
+            <w:r>
+              <w:rPr>
+                <w:sz w:val="18"/>
+              </w:rPr>
+            </w:r>
+            <w:r>
+              <w:rPr>
+                <w:b/>
+                <w:i w:val="0"/>
+                <w:sz w:val="18"/>
+              </w:rPr>
+              <w:t>Contraindicated combination.</w:t>
+            </w:r>
+            <w:r>
+              <w:rPr>
+                <w:b w:val="0"/>
+                <w:i w:val="0"/>
+                <w:sz w:val="18"/>
+              </w:rPr>
+              <w:t xml:space="preserve"> Ask every nitrate patient about erectile dysfunction medicines before prescribing.</w:t>
+            </w:r>
+          </w:p>
+        </w:tc>
+        <w:tc>
+          <w:tcPr>
+            <w:tcW w:type="dxa" w:w="2556"/>
+          </w:tcPr>
+          <w:p>
+            <w:pPr>
+              <w:spacing w:after="40"/>
+            </w:pPr>
+            <w:r>
+              <w:rPr>
+                <w:sz w:val="18"/>
+              </w:rPr>
+            </w:r>
+            <w:r>
+              <w:rPr>
+                <w:b w:val="0"/>
+                <w:i w:val="0"/>
+                <w:sz w:val="18"/>
+              </w:rPr>
+              <w:t>L8</w:t>
+            </w:r>
+            <w:r>
+              <w:rPr>
+                <w:sz w:val="18"/>
+              </w:rPr>
+              <w:br/>
+            </w:r>
+            <w:r>
+              <w:rPr>
+                <w:b w:val="0"/>
+                <w:i w:val="0"/>
+                <w:sz w:val="18"/>
+              </w:rPr>
+              <w:t>slide 33</w:t>
+            </w:r>
+          </w:p>
+        </w:tc>
+      </w:tr>
+      <w:tr>
+        <w:tc>
+          <w:tcPr>
+            <w:tcW w:type="dxa" w:w="2556"/>
+          </w:tcPr>
+          <w:p>
+            <w:pPr>
+              <w:spacing w:after="40"/>
+            </w:pPr>
+            <w:r>
+              <w:rPr>
+                <w:sz w:val="18"/>
+              </w:rPr>
+            </w:r>
+            <w:r>
+              <w:rPr>
+                <w:b w:val="0"/>
+                <w:i w:val="0"/>
+                <w:sz w:val="18"/>
+              </w:rPr>
+              <w:t>Bleeding, including intracranial hemorrhage</w:t>
+            </w:r>
+          </w:p>
+        </w:tc>
+        <w:tc>
+          <w:tcPr>
+            <w:tcW w:type="dxa" w:w="2556"/>
+          </w:tcPr>
+          <w:p>
+            <w:pPr>
+              <w:spacing w:after="40"/>
+            </w:pPr>
+            <w:r>
+              <w:rPr>
+                <w:sz w:val="18"/>
+              </w:rPr>
+            </w:r>
+            <w:r>
+              <w:rPr>
+                <w:b/>
+                <w:i w:val="0"/>
+                <w:sz w:val="18"/>
+              </w:rPr>
+              <w:t>Fibrinolytics (all agents)</w:t>
+            </w:r>
+          </w:p>
+        </w:tc>
+        <w:tc>
+          <w:tcPr>
+            <w:tcW w:type="dxa" w:w="2556"/>
+          </w:tcPr>
+          <w:p>
+            <w:pPr>
+              <w:spacing w:after="40"/>
+            </w:pPr>
+            <w:r>
+              <w:rPr>
+                <w:sz w:val="18"/>
+              </w:rPr>
+            </w:r>
+            <w:r>
+              <w:rPr>
+                <w:b w:val="0"/>
+                <w:i w:val="0"/>
+                <w:sz w:val="18"/>
+              </w:rPr>
+              <w:t xml:space="preserve">The main risk of the class. </w:t>
+            </w:r>
+            <w:r>
+              <w:rPr>
+                <w:b/>
+                <w:i w:val="0"/>
+                <w:sz w:val="18"/>
+              </w:rPr>
+              <w:t>Screen against the contraindication list before giving</w:t>
+            </w:r>
+            <w:r>
+              <w:rPr>
+                <w:b w:val="0"/>
+                <w:i w:val="0"/>
+                <w:sz w:val="18"/>
+              </w:rPr>
+              <w:t>; watch for new neurologic signs.</w:t>
+            </w:r>
+          </w:p>
+        </w:tc>
+        <w:tc>
+          <w:tcPr>
+            <w:tcW w:type="dxa" w:w="2556"/>
+          </w:tcPr>
+          <w:p>
+            <w:pPr>
+              <w:spacing w:after="40"/>
+            </w:pPr>
+            <w:r>
+              <w:rPr>
+                <w:sz w:val="18"/>
+              </w:rPr>
+            </w:r>
+            <w:r>
+              <w:rPr>
+                <w:b w:val="0"/>
+                <w:i w:val="0"/>
+                <w:sz w:val="18"/>
+              </w:rPr>
+              <w:t>L8</w:t>
+            </w:r>
+            <w:r>
+              <w:rPr>
+                <w:sz w:val="18"/>
+              </w:rPr>
+              <w:br/>
+            </w:r>
+            <w:r>
+              <w:rPr>
+                <w:b w:val="0"/>
+                <w:i w:val="0"/>
+                <w:sz w:val="18"/>
+              </w:rPr>
+              <w:t>slide 62</w:t>
+            </w:r>
+          </w:p>
+        </w:tc>
+      </w:tr>
+      <w:tr>
+        <w:tc>
+          <w:tcPr>
+            <w:tcW w:type="dxa" w:w="2556"/>
+          </w:tcPr>
+          <w:p>
+            <w:pPr>
+              <w:spacing w:after="40"/>
+            </w:pPr>
+            <w:r>
+              <w:rPr>
+                <w:sz w:val="18"/>
+              </w:rPr>
+            </w:r>
+            <w:r>
+              <w:rPr>
+                <w:b w:val="0"/>
+                <w:i w:val="0"/>
+                <w:sz w:val="18"/>
+              </w:rPr>
+              <w:t>Anaphylaxis</w:t>
+            </w:r>
+          </w:p>
+        </w:tc>
+        <w:tc>
+          <w:tcPr>
+            <w:tcW w:type="dxa" w:w="2556"/>
+          </w:tcPr>
+          <w:p>
+            <w:pPr>
+              <w:spacing w:after="40"/>
+            </w:pPr>
+            <w:r>
+              <w:rPr>
+                <w:sz w:val="18"/>
+              </w:rPr>
+            </w:r>
+            <w:r>
+              <w:rPr>
+                <w:b/>
+                <w:i w:val="0"/>
+                <w:sz w:val="18"/>
+              </w:rPr>
+              <w:t>Fibrinolytics (class list)</w:t>
+            </w:r>
+          </w:p>
+        </w:tc>
+        <w:tc>
+          <w:tcPr>
+            <w:tcW w:type="dxa" w:w="2556"/>
+          </w:tcPr>
+          <w:p>
+            <w:pPr>
+              <w:spacing w:after="40"/>
+            </w:pPr>
+            <w:r>
+              <w:rPr>
+                <w:sz w:val="18"/>
+              </w:rPr>
+            </w:r>
+            <w:r>
+              <w:rPr>
+                <w:b w:val="0"/>
+                <w:i w:val="0"/>
+                <w:sz w:val="18"/>
+              </w:rPr>
+              <w:t>An anaphylactic reaction is listed for the class; a prior streptokinase exposure or allergic reaction bars giving streptokinase again (not the recombinant agents).</w:t>
+            </w:r>
+          </w:p>
+        </w:tc>
+        <w:tc>
+          <w:tcPr>
+            <w:tcW w:type="dxa" w:w="2556"/>
+          </w:tcPr>
+          <w:p>
+            <w:pPr>
+              <w:spacing w:after="40"/>
+            </w:pPr>
+            <w:r>
+              <w:rPr>
+                <w:sz w:val="18"/>
+              </w:rPr>
+            </w:r>
+            <w:r>
+              <w:rPr>
+                <w:b w:val="0"/>
+                <w:i w:val="0"/>
+                <w:sz w:val="18"/>
+              </w:rPr>
+              <w:t>L8</w:t>
+            </w:r>
+            <w:r>
+              <w:rPr>
+                <w:sz w:val="18"/>
+              </w:rPr>
+              <w:br/>
+            </w:r>
+            <w:r>
+              <w:rPr>
+                <w:b w:val="0"/>
+                <w:i w:val="0"/>
+                <w:sz w:val="18"/>
+              </w:rPr>
+              <w:t>slide 62</w:t>
+            </w:r>
+          </w:p>
+        </w:tc>
+      </w:tr>
+      <w:tr>
+        <w:tc>
+          <w:tcPr>
+            <w:tcW w:type="dxa" w:w="2556"/>
+          </w:tcPr>
+          <w:p>
+            <w:pPr>
+              <w:spacing w:after="40"/>
+            </w:pPr>
+            <w:r>
+              <w:rPr>
+                <w:sz w:val="18"/>
+              </w:rPr>
+            </w:r>
+            <w:r>
+              <w:rPr>
+                <w:b w:val="0"/>
+                <w:i w:val="0"/>
+                <w:sz w:val="18"/>
+              </w:rPr>
+              <w:t>Ventricular arrhythmias</w:t>
+            </w:r>
+          </w:p>
+        </w:tc>
+        <w:tc>
+          <w:tcPr>
+            <w:tcW w:type="dxa" w:w="2556"/>
+          </w:tcPr>
+          <w:p>
+            <w:pPr>
+              <w:spacing w:after="40"/>
+            </w:pPr>
+            <w:r>
+              <w:rPr>
+                <w:sz w:val="18"/>
+              </w:rPr>
+            </w:r>
+            <w:r>
+              <w:rPr>
+                <w:b/>
+                <w:i w:val="0"/>
+                <w:sz w:val="18"/>
+              </w:rPr>
+              <w:t>Fibrinolytics (class)</w:t>
+            </w:r>
+          </w:p>
+        </w:tc>
+        <w:tc>
+          <w:tcPr>
+            <w:tcW w:type="dxa" w:w="2556"/>
+          </w:tcPr>
+          <w:p>
+            <w:pPr>
+              <w:spacing w:after="40"/>
+            </w:pPr>
+            <w:r>
+              <w:rPr>
+                <w:sz w:val="18"/>
+              </w:rPr>
+            </w:r>
+            <w:r>
+              <w:rPr>
+                <w:b w:val="0"/>
+                <w:i w:val="0"/>
+                <w:sz w:val="18"/>
+              </w:rPr>
+              <w:t>Listed adverse effect of the class: monitor the rhythm after treatment.</w:t>
+            </w:r>
+          </w:p>
+        </w:tc>
+        <w:tc>
+          <w:tcPr>
+            <w:tcW w:type="dxa" w:w="2556"/>
+          </w:tcPr>
+          <w:p>
+            <w:pPr>
+              <w:spacing w:after="40"/>
+            </w:pPr>
+            <w:r>
+              <w:rPr>
+                <w:sz w:val="18"/>
+              </w:rPr>
+            </w:r>
+            <w:r>
+              <w:rPr>
+                <w:b w:val="0"/>
+                <w:i w:val="0"/>
+                <w:sz w:val="18"/>
+              </w:rPr>
+              <w:t>L8</w:t>
+            </w:r>
+            <w:r>
+              <w:rPr>
+                <w:sz w:val="18"/>
+              </w:rPr>
+              <w:br/>
+            </w:r>
+            <w:r>
+              <w:rPr>
+                <w:b w:val="0"/>
+                <w:i w:val="0"/>
+                <w:sz w:val="18"/>
+              </w:rPr>
+              <w:t>slide 62</w:t>
+            </w:r>
+          </w:p>
+        </w:tc>
+      </w:tr>
+    </w:tbl>
+    <w:p>
+      <w:pPr>
+        <w:spacing w:after="80"/>
+      </w:pPr>
+    </w:p>
+    <w:p>
+      <w:pPr>
+        <w:pStyle w:val="Heading1"/>
+        <w:spacing w:before="280" w:after="100"/>
+      </w:pPr>
+      <w:r>
+        <w:rPr>
+          <w:rFonts w:ascii="Georgia" w:hAnsi="Georgia"/>
+          <w:color w:val="6B3524"/>
+        </w:rPr>
+        <w:t>Commons 6</w:t>
+      </w:r>
+    </w:p>
+    <w:p>
+      <w:pPr>
+        <w:spacing w:after="120"/>
+      </w:pPr>
+      <w:r>
+        <w:rPr>
+          <w:b w:val="0"/>
+          <w:i w:val="0"/>
+        </w:rPr>
+        <w:t xml:space="preserve">What actually happens, often. </w:t>
+      </w:r>
+      <w:r>
+        <w:rPr>
+          <w:b/>
+          <w:i w:val="0"/>
+        </w:rPr>
+        <w:t>These belong to the class, not the drug</w:t>
+      </w:r>
+      <w:r>
+        <w:rPr>
+          <w:b w:val="0"/>
+          <w:i w:val="0"/>
+        </w:rPr>
+        <w:t>, so they are listed by class.</w:t>
+      </w:r>
+    </w:p>
+    <w:tbl>
+      <w:tblPr>
+        <w:tblStyle w:val="TableGrid"/>
+        <w:tblW w:type="auto" w:w="0"/>
+        <w:jc w:val="center"/>
+        <w:tblLook w:firstColumn="1" w:firstRow="1" w:lastColumn="0" w:lastRow="0" w:noHBand="0" w:noVBand="1" w:val="04A0"/>
+        <w:tblBorders>
+          <w:top w:val="single" w:sz="4" w:space="0" w:color="D8D2D4"/>
+          <w:left w:val="single" w:sz="4" w:space="0" w:color="D8D2D4"/>
+          <w:bottom w:val="single" w:sz="4" w:space="0" w:color="D8D2D4"/>
+          <w:right w:val="single" w:sz="4" w:space="0" w:color="D8D2D4"/>
+          <w:insideH w:val="single" w:sz="4" w:space="0" w:color="D8D2D4"/>
+          <w:insideV w:val="single" w:sz="4" w:space="0" w:color="D8D2D4"/>
+        </w:tblBorders>
+      </w:tblPr>
+      <w:tblGrid>
+        <w:gridCol w:w="2556"/>
+        <w:gridCol w:w="2556"/>
+        <w:gridCol w:w="2556"/>
+        <w:gridCol w:w="2556"/>
+      </w:tblGrid>
+      <w:tr>
+        <w:tc>
+          <w:tcPr>
+            <w:tcW w:type="dxa" w:w="2556"/>
+            <w:shd w:val="clear" w:color="auto" w:fill="6B3524"/>
+          </w:tcPr>
+          <w:p>
+            <w:pPr>
+              <w:spacing w:after="40"/>
+            </w:pPr>
+            <w:r>
+              <w:rPr>
+                <w:b/>
+                <w:color w:val="FFFFFF"/>
+                <w:sz w:val="18"/>
+              </w:rPr>
+            </w:r>
+            <w:r>
+              <w:rPr>
+                <w:b/>
+                <w:i w:val="0"/>
+                <w:color w:val="FFFFFF"/>
+                <w:sz w:val="18"/>
+              </w:rPr>
+              <w:t>Effect</w:t>
+            </w:r>
+          </w:p>
+        </w:tc>
+        <w:tc>
+          <w:tcPr>
+            <w:tcW w:type="dxa" w:w="2556"/>
+            <w:shd w:val="clear" w:color="auto" w:fill="6B3524"/>
+          </w:tcPr>
+          <w:p>
+            <w:pPr>
+              <w:spacing w:after="40"/>
+            </w:pPr>
+            <w:r>
+              <w:rPr>
+                <w:b/>
+                <w:color w:val="FFFFFF"/>
+                <w:sz w:val="18"/>
+              </w:rPr>
+            </w:r>
+            <w:r>
+              <w:rPr>
+                <w:b/>
+                <w:i w:val="0"/>
+                <w:color w:val="FFFFFF"/>
+                <w:sz w:val="18"/>
+              </w:rPr>
+              <w:t>Drug or class</w:t>
+            </w:r>
+          </w:p>
+        </w:tc>
+        <w:tc>
+          <w:tcPr>
+            <w:tcW w:type="dxa" w:w="2556"/>
+            <w:shd w:val="clear" w:color="auto" w:fill="6B3524"/>
+          </w:tcPr>
+          <w:p>
+            <w:pPr>
+              <w:spacing w:after="40"/>
+            </w:pPr>
+            <w:r>
+              <w:rPr>
+                <w:b/>
+                <w:color w:val="FFFFFF"/>
+                <w:sz w:val="18"/>
+              </w:rPr>
+            </w:r>
+            <w:r>
+              <w:rPr>
+                <w:b/>
+                <w:i w:val="0"/>
+                <w:color w:val="FFFFFF"/>
+                <w:sz w:val="18"/>
+              </w:rPr>
+              <w:t>What it means / what to do</w:t>
+            </w:r>
+          </w:p>
+        </w:tc>
+        <w:tc>
+          <w:tcPr>
+            <w:tcW w:type="dxa" w:w="2556"/>
+            <w:shd w:val="clear" w:color="auto" w:fill="6B3524"/>
+          </w:tcPr>
+          <w:p>
+            <w:pPr>
+              <w:spacing w:after="40"/>
+            </w:pPr>
+            <w:r>
+              <w:rPr>
+                <w:b/>
+                <w:color w:val="FFFFFF"/>
+                <w:sz w:val="18"/>
+              </w:rPr>
+            </w:r>
+            <w:r>
+              <w:rPr>
+                <w:b/>
+                <w:i w:val="0"/>
+                <w:color w:val="FFFFFF"/>
+                <w:sz w:val="18"/>
+              </w:rPr>
+              <w:t>Source</w:t>
+            </w:r>
+          </w:p>
+        </w:tc>
+      </w:tr>
+      <w:tr>
+        <w:tc>
+          <w:tcPr>
+            <w:tcW w:type="dxa" w:w="2556"/>
+          </w:tcPr>
+          <w:p>
+            <w:pPr>
+              <w:spacing w:after="40"/>
+            </w:pPr>
+            <w:r>
+              <w:rPr>
+                <w:sz w:val="18"/>
+              </w:rPr>
+            </w:r>
+            <w:r>
+              <w:rPr>
+                <w:b w:val="0"/>
+                <w:i w:val="0"/>
+                <w:sz w:val="18"/>
+              </w:rPr>
+              <w:t>Bradycardia, hypotension, fatigue, dizziness</w:t>
+            </w:r>
+          </w:p>
+        </w:tc>
+        <w:tc>
+          <w:tcPr>
+            <w:tcW w:type="dxa" w:w="2556"/>
+          </w:tcPr>
+          <w:p>
+            <w:pPr>
+              <w:spacing w:after="40"/>
+            </w:pPr>
+            <w:r>
+              <w:rPr>
+                <w:sz w:val="18"/>
+              </w:rPr>
+            </w:r>
+            <w:r>
+              <w:rPr>
+                <w:b/>
+                <w:i w:val="0"/>
+                <w:sz w:val="18"/>
+              </w:rPr>
+              <w:t>Beta blockers (class effect)</w:t>
+            </w:r>
+          </w:p>
+        </w:tc>
+        <w:tc>
+          <w:tcPr>
+            <w:tcW w:type="dxa" w:w="2556"/>
+          </w:tcPr>
+          <w:p>
+            <w:pPr>
+              <w:spacing w:after="40"/>
+            </w:pPr>
+            <w:r>
+              <w:rPr>
+                <w:sz w:val="18"/>
+              </w:rPr>
+            </w:r>
+            <w:r>
+              <w:rPr>
+                <w:b w:val="0"/>
+                <w:i w:val="0"/>
+                <w:sz w:val="18"/>
+              </w:rPr>
+              <w:t>Heart rate is the monitoring parameter; counsel about dizziness and fatigue.</w:t>
+            </w:r>
+          </w:p>
+        </w:tc>
+        <w:tc>
+          <w:tcPr>
+            <w:tcW w:type="dxa" w:w="2556"/>
+          </w:tcPr>
+          <w:p>
+            <w:pPr>
+              <w:spacing w:after="40"/>
+            </w:pPr>
+            <w:r>
+              <w:rPr>
+                <w:sz w:val="18"/>
+              </w:rPr>
+            </w:r>
+            <w:r>
+              <w:rPr>
+                <w:b w:val="0"/>
+                <w:i w:val="0"/>
+                <w:sz w:val="18"/>
+              </w:rPr>
+              <w:t>L8</w:t>
+            </w:r>
+            <w:r>
+              <w:rPr>
+                <w:sz w:val="18"/>
+              </w:rPr>
+              <w:br/>
+            </w:r>
+            <w:r>
+              <w:rPr>
+                <w:b w:val="0"/>
+                <w:i w:val="0"/>
+                <w:sz w:val="18"/>
+              </w:rPr>
+              <w:t>slide 19</w:t>
+            </w:r>
+          </w:p>
+        </w:tc>
+      </w:tr>
+      <w:tr>
+        <w:tc>
+          <w:tcPr>
+            <w:tcW w:type="dxa" w:w="2556"/>
+          </w:tcPr>
+          <w:p>
+            <w:pPr>
+              <w:spacing w:after="40"/>
+            </w:pPr>
+            <w:r>
+              <w:rPr>
+                <w:sz w:val="18"/>
+              </w:rPr>
+            </w:r>
+            <w:r>
+              <w:rPr>
+                <w:b w:val="0"/>
+                <w:i w:val="0"/>
+                <w:sz w:val="18"/>
+              </w:rPr>
+              <w:t>Hyperglycemia and dyslipidemia</w:t>
+            </w:r>
+          </w:p>
+        </w:tc>
+        <w:tc>
+          <w:tcPr>
+            <w:tcW w:type="dxa" w:w="2556"/>
+          </w:tcPr>
+          <w:p>
+            <w:pPr>
+              <w:spacing w:after="40"/>
+            </w:pPr>
+            <w:r>
+              <w:rPr>
+                <w:sz w:val="18"/>
+              </w:rPr>
+            </w:r>
+            <w:r>
+              <w:rPr>
+                <w:b/>
+                <w:i w:val="0"/>
+                <w:sz w:val="18"/>
+              </w:rPr>
+              <w:t>Beta blockers (class effect)</w:t>
+            </w:r>
+          </w:p>
+        </w:tc>
+        <w:tc>
+          <w:tcPr>
+            <w:tcW w:type="dxa" w:w="2556"/>
+          </w:tcPr>
+          <w:p>
+            <w:pPr>
+              <w:spacing w:after="40"/>
+            </w:pPr>
+            <w:r>
+              <w:rPr>
+                <w:sz w:val="18"/>
+              </w:rPr>
+            </w:r>
+            <w:r>
+              <w:rPr>
+                <w:b w:val="0"/>
+                <w:i w:val="0"/>
+                <w:sz w:val="18"/>
+              </w:rPr>
+              <w:t>Follow blood sugar and lipids.</w:t>
+            </w:r>
+          </w:p>
+        </w:tc>
+        <w:tc>
+          <w:tcPr>
+            <w:tcW w:type="dxa" w:w="2556"/>
+          </w:tcPr>
+          <w:p>
+            <w:pPr>
+              <w:spacing w:after="40"/>
+            </w:pPr>
+            <w:r>
+              <w:rPr>
+                <w:sz w:val="18"/>
+              </w:rPr>
+            </w:r>
+            <w:r>
+              <w:rPr>
+                <w:b w:val="0"/>
+                <w:i w:val="0"/>
+                <w:sz w:val="18"/>
+              </w:rPr>
+              <w:t>L8</w:t>
+            </w:r>
+            <w:r>
+              <w:rPr>
+                <w:sz w:val="18"/>
+              </w:rPr>
+              <w:br/>
+            </w:r>
+            <w:r>
+              <w:rPr>
+                <w:b w:val="0"/>
+                <w:i w:val="0"/>
+                <w:sz w:val="18"/>
+              </w:rPr>
+              <w:t>slide 19</w:t>
+            </w:r>
+          </w:p>
+        </w:tc>
+      </w:tr>
+      <w:tr>
+        <w:tc>
+          <w:tcPr>
+            <w:tcW w:type="dxa" w:w="2556"/>
+          </w:tcPr>
+          <w:p>
+            <w:pPr>
+              <w:spacing w:after="40"/>
+            </w:pPr>
+            <w:r>
+              <w:rPr>
+                <w:sz w:val="18"/>
+              </w:rPr>
+            </w:r>
+            <w:r>
+              <w:rPr>
+                <w:b w:val="0"/>
+                <w:i w:val="0"/>
+                <w:sz w:val="18"/>
+              </w:rPr>
+              <w:t>Headache, flushing, peripheral edema</w:t>
+            </w:r>
+          </w:p>
+        </w:tc>
+        <w:tc>
+          <w:tcPr>
+            <w:tcW w:type="dxa" w:w="2556"/>
+          </w:tcPr>
+          <w:p>
+            <w:pPr>
+              <w:spacing w:after="40"/>
+            </w:pPr>
+            <w:r>
+              <w:rPr>
+                <w:sz w:val="18"/>
+              </w:rPr>
+            </w:r>
+            <w:r>
+              <w:rPr>
+                <w:b/>
+                <w:i w:val="0"/>
+                <w:sz w:val="18"/>
+              </w:rPr>
+              <w:t>Dihydropyridine calcium channel blockers (class effect)</w:t>
+            </w:r>
+          </w:p>
+        </w:tc>
+        <w:tc>
+          <w:tcPr>
+            <w:tcW w:type="dxa" w:w="2556"/>
+          </w:tcPr>
+          <w:p>
+            <w:pPr>
+              <w:spacing w:after="40"/>
+            </w:pPr>
+            <w:r>
+              <w:rPr>
+                <w:sz w:val="18"/>
+              </w:rPr>
+            </w:r>
+            <w:r>
+              <w:rPr>
+                <w:b w:val="0"/>
+                <w:i w:val="0"/>
+                <w:sz w:val="18"/>
+              </w:rPr>
+              <w:t>Vasodilation effects; hypotension is listed for the whole calcium channel blocker class.</w:t>
+            </w:r>
+          </w:p>
+        </w:tc>
+        <w:tc>
+          <w:tcPr>
+            <w:tcW w:type="dxa" w:w="2556"/>
+          </w:tcPr>
+          <w:p>
+            <w:pPr>
+              <w:spacing w:after="40"/>
+            </w:pPr>
+            <w:r>
+              <w:rPr>
+                <w:sz w:val="18"/>
+              </w:rPr>
+            </w:r>
+            <w:r>
+              <w:rPr>
+                <w:b w:val="0"/>
+                <w:i w:val="0"/>
+                <w:sz w:val="18"/>
+              </w:rPr>
+              <w:t>L8</w:t>
+            </w:r>
+            <w:r>
+              <w:rPr>
+                <w:sz w:val="18"/>
+              </w:rPr>
+              <w:br/>
+            </w:r>
+            <w:r>
+              <w:rPr>
+                <w:b w:val="0"/>
+                <w:i w:val="0"/>
+                <w:sz w:val="18"/>
+              </w:rPr>
+              <w:t>slide 24</w:t>
+            </w:r>
+          </w:p>
+        </w:tc>
+      </w:tr>
+      <w:tr>
+        <w:tc>
+          <w:tcPr>
+            <w:tcW w:type="dxa" w:w="2556"/>
+          </w:tcPr>
+          <w:p>
+            <w:pPr>
+              <w:spacing w:after="40"/>
+            </w:pPr>
+            <w:r>
+              <w:rPr>
+                <w:sz w:val="18"/>
+              </w:rPr>
+            </w:r>
+            <w:r>
+              <w:rPr>
+                <w:b w:val="0"/>
+                <w:i w:val="0"/>
+                <w:sz w:val="18"/>
+              </w:rPr>
+              <w:t>Dizziness and constipation</w:t>
+            </w:r>
+          </w:p>
+        </w:tc>
+        <w:tc>
+          <w:tcPr>
+            <w:tcW w:type="dxa" w:w="2556"/>
+          </w:tcPr>
+          <w:p>
+            <w:pPr>
+              <w:spacing w:after="40"/>
+            </w:pPr>
+            <w:r>
+              <w:rPr>
+                <w:sz w:val="18"/>
+              </w:rPr>
+            </w:r>
+            <w:r>
+              <w:rPr>
+                <w:b/>
+                <w:i w:val="0"/>
+                <w:sz w:val="18"/>
+              </w:rPr>
+              <w:t>Calcium channel blockers (class counseling points)</w:t>
+            </w:r>
+          </w:p>
+        </w:tc>
+        <w:tc>
+          <w:tcPr>
+            <w:tcW w:type="dxa" w:w="2556"/>
+          </w:tcPr>
+          <w:p>
+            <w:pPr>
+              <w:spacing w:after="40"/>
+            </w:pPr>
+            <w:r>
+              <w:rPr>
+                <w:sz w:val="18"/>
+              </w:rPr>
+            </w:r>
+            <w:r>
+              <w:rPr>
+                <w:b w:val="0"/>
+                <w:i w:val="0"/>
+                <w:sz w:val="18"/>
+              </w:rPr>
+              <w:t>The two education points listed for the class; constipation is mainly a verapamil effect.</w:t>
+            </w:r>
+          </w:p>
+        </w:tc>
+        <w:tc>
+          <w:tcPr>
+            <w:tcW w:type="dxa" w:w="2556"/>
+          </w:tcPr>
+          <w:p>
+            <w:pPr>
+              <w:spacing w:after="40"/>
+            </w:pPr>
+            <w:r>
+              <w:rPr>
+                <w:sz w:val="18"/>
+              </w:rPr>
+            </w:r>
+            <w:r>
+              <w:rPr>
+                <w:b w:val="0"/>
+                <w:i w:val="0"/>
+                <w:sz w:val="18"/>
+              </w:rPr>
+              <w:t>L8</w:t>
+            </w:r>
+            <w:r>
+              <w:rPr>
+                <w:sz w:val="18"/>
+              </w:rPr>
+              <w:br/>
+            </w:r>
+            <w:r>
+              <w:rPr>
+                <w:b w:val="0"/>
+                <w:i w:val="0"/>
+                <w:sz w:val="18"/>
+              </w:rPr>
+              <w:t>slide 24</w:t>
+            </w:r>
+          </w:p>
+        </w:tc>
+      </w:tr>
+      <w:tr>
+        <w:tc>
+          <w:tcPr>
+            <w:tcW w:type="dxa" w:w="2556"/>
+          </w:tcPr>
+          <w:p>
+            <w:pPr>
+              <w:spacing w:after="40"/>
+            </w:pPr>
+            <w:r>
+              <w:rPr>
+                <w:sz w:val="18"/>
+              </w:rPr>
+            </w:r>
+            <w:r>
+              <w:rPr>
+                <w:b w:val="0"/>
+                <w:i w:val="0"/>
+                <w:sz w:val="18"/>
+              </w:rPr>
+              <w:t>Headache, flushing, postural hypotension, reflex tachycardia</w:t>
+            </w:r>
+          </w:p>
+        </w:tc>
+        <w:tc>
+          <w:tcPr>
+            <w:tcW w:type="dxa" w:w="2556"/>
+          </w:tcPr>
+          <w:p>
+            <w:pPr>
+              <w:spacing w:after="40"/>
+            </w:pPr>
+            <w:r>
+              <w:rPr>
+                <w:sz w:val="18"/>
+              </w:rPr>
+            </w:r>
+            <w:r>
+              <w:rPr>
+                <w:b/>
+                <w:i w:val="0"/>
+                <w:sz w:val="18"/>
+              </w:rPr>
+              <w:t>Nitrates (class effect)</w:t>
+            </w:r>
+          </w:p>
+        </w:tc>
+        <w:tc>
+          <w:tcPr>
+            <w:tcW w:type="dxa" w:w="2556"/>
+          </w:tcPr>
+          <w:p>
+            <w:pPr>
+              <w:spacing w:after="40"/>
+            </w:pPr>
+            <w:r>
+              <w:rPr>
+                <w:sz w:val="18"/>
+              </w:rPr>
+            </w:r>
+            <w:r>
+              <w:rPr>
+                <w:b w:val="0"/>
+                <w:i w:val="0"/>
+                <w:sz w:val="18"/>
+              </w:rPr>
+              <w:t>Warn about orthostatic hypotension.</w:t>
+            </w:r>
+          </w:p>
+        </w:tc>
+        <w:tc>
+          <w:tcPr>
+            <w:tcW w:type="dxa" w:w="2556"/>
+          </w:tcPr>
+          <w:p>
+            <w:pPr>
+              <w:spacing w:after="40"/>
+            </w:pPr>
+            <w:r>
+              <w:rPr>
+                <w:sz w:val="18"/>
+              </w:rPr>
+            </w:r>
+            <w:r>
+              <w:rPr>
+                <w:b w:val="0"/>
+                <w:i w:val="0"/>
+                <w:sz w:val="18"/>
+              </w:rPr>
+              <w:t>L8</w:t>
+            </w:r>
+            <w:r>
+              <w:rPr>
+                <w:sz w:val="18"/>
+              </w:rPr>
+              <w:br/>
+            </w:r>
+            <w:r>
+              <w:rPr>
+                <w:b w:val="0"/>
+                <w:i w:val="0"/>
+                <w:sz w:val="18"/>
+              </w:rPr>
+              <w:t>slide 31</w:t>
+            </w:r>
+          </w:p>
+        </w:tc>
+      </w:tr>
+      <w:tr>
+        <w:tc>
+          <w:tcPr>
+            <w:tcW w:type="dxa" w:w="2556"/>
+          </w:tcPr>
+          <w:p>
+            <w:pPr>
+              <w:spacing w:after="40"/>
+            </w:pPr>
+            <w:r>
+              <w:rPr>
+                <w:sz w:val="18"/>
+              </w:rPr>
+            </w:r>
+            <w:r>
+              <w:rPr>
+                <w:b w:val="0"/>
+                <w:i w:val="0"/>
+                <w:sz w:val="18"/>
+              </w:rPr>
+              <w:t>Tolerance (tachyphylaxis)</w:t>
+            </w:r>
+          </w:p>
+        </w:tc>
+        <w:tc>
+          <w:tcPr>
+            <w:tcW w:type="dxa" w:w="2556"/>
+          </w:tcPr>
+          <w:p>
+            <w:pPr>
+              <w:spacing w:after="40"/>
+            </w:pPr>
+            <w:r>
+              <w:rPr>
+                <w:sz w:val="18"/>
+              </w:rPr>
+            </w:r>
+            <w:r>
+              <w:rPr>
+                <w:b/>
+                <w:i w:val="0"/>
+                <w:sz w:val="18"/>
+              </w:rPr>
+              <w:t>Nitrates (class effect)</w:t>
+            </w:r>
+          </w:p>
+        </w:tc>
+        <w:tc>
+          <w:tcPr>
+            <w:tcW w:type="dxa" w:w="2556"/>
+          </w:tcPr>
+          <w:p>
+            <w:pPr>
+              <w:spacing w:after="40"/>
+            </w:pPr>
+            <w:r>
+              <w:rPr>
+                <w:sz w:val="18"/>
+              </w:rPr>
+            </w:r>
+            <w:r>
+              <w:rPr>
+                <w:b w:val="0"/>
+                <w:i w:val="0"/>
+                <w:sz w:val="18"/>
+              </w:rPr>
+              <w:t>Managed with a daily nitrate-free interval.</w:t>
+            </w:r>
+          </w:p>
+        </w:tc>
+        <w:tc>
+          <w:tcPr>
+            <w:tcW w:type="dxa" w:w="2556"/>
+          </w:tcPr>
+          <w:p>
+            <w:pPr>
+              <w:spacing w:after="40"/>
+            </w:pPr>
+            <w:r>
+              <w:rPr>
+                <w:sz w:val="18"/>
+              </w:rPr>
+            </w:r>
+            <w:r>
+              <w:rPr>
+                <w:b w:val="0"/>
+                <w:i w:val="0"/>
+                <w:sz w:val="18"/>
+              </w:rPr>
+              <w:t>L8</w:t>
+            </w:r>
+            <w:r>
+              <w:rPr>
+                <w:sz w:val="18"/>
+              </w:rPr>
+              <w:br/>
+            </w:r>
+            <w:r>
+              <w:rPr>
+                <w:b w:val="0"/>
+                <w:i w:val="0"/>
+                <w:sz w:val="18"/>
+              </w:rPr>
+              <w:t>slide 32</w:t>
+            </w:r>
+          </w:p>
+        </w:tc>
+      </w:tr>
+    </w:tbl>
+    <w:p>
+      <w:pPr>
+        <w:spacing w:after="80"/>
+      </w:pPr>
+    </w:p>
+    <w:p>
+      <w:pPr>
+        <w:pStyle w:val="Heading1"/>
+        <w:spacing w:before="280" w:after="100"/>
+      </w:pPr>
+      <w:r>
+        <w:rPr>
+          <w:rFonts w:ascii="Georgia" w:hAnsi="Georgia"/>
+          <w:color w:val="6B3524"/>
+        </w:rPr>
+        <w:t>Zebras 4</w:t>
+      </w:r>
+    </w:p>
+    <w:p>
+      <w:pPr>
+        <w:spacing w:after="120"/>
+      </w:pPr>
+      <w:r>
+        <w:rPr>
+          <w:b w:val="0"/>
+          <w:i w:val="0"/>
+        </w:rPr>
+        <w:t xml:space="preserve">Uncommon, but </w:t>
+      </w:r>
+      <w:r>
+        <w:rPr>
+          <w:b/>
+          <w:i w:val="0"/>
+        </w:rPr>
+        <w:t>unique to one drug</w:t>
+      </w:r>
+      <w:r>
+        <w:rPr>
+          <w:b w:val="0"/>
+          <w:i w:val="0"/>
+        </w:rPr>
+        <w:t>. Each is worth about one question, and with the killers they are where to look.</w:t>
+      </w:r>
+    </w:p>
+    <w:tbl>
+      <w:tblPr>
+        <w:tblStyle w:val="TableGrid"/>
+        <w:tblW w:type="auto" w:w="0"/>
+        <w:jc w:val="center"/>
+        <w:tblLook w:firstColumn="1" w:firstRow="1" w:lastColumn="0" w:lastRow="0" w:noHBand="0" w:noVBand="1" w:val="04A0"/>
+        <w:tblBorders>
+          <w:top w:val="single" w:sz="4" w:space="0" w:color="D8D2D4"/>
+          <w:left w:val="single" w:sz="4" w:space="0" w:color="D8D2D4"/>
+          <w:bottom w:val="single" w:sz="4" w:space="0" w:color="D8D2D4"/>
+          <w:right w:val="single" w:sz="4" w:space="0" w:color="D8D2D4"/>
+          <w:insideH w:val="single" w:sz="4" w:space="0" w:color="D8D2D4"/>
+          <w:insideV w:val="single" w:sz="4" w:space="0" w:color="D8D2D4"/>
+        </w:tblBorders>
+      </w:tblPr>
+      <w:tblGrid>
+        <w:gridCol w:w="2556"/>
+        <w:gridCol w:w="2556"/>
+        <w:gridCol w:w="2556"/>
+        <w:gridCol w:w="2556"/>
+      </w:tblGrid>
+      <w:tr>
+        <w:tc>
+          <w:tcPr>
+            <w:tcW w:type="dxa" w:w="2556"/>
+            <w:shd w:val="clear" w:color="auto" w:fill="6B3524"/>
+          </w:tcPr>
+          <w:p>
+            <w:pPr>
+              <w:spacing w:after="40"/>
+            </w:pPr>
+            <w:r>
+              <w:rPr>
+                <w:b/>
+                <w:color w:val="FFFFFF"/>
+                <w:sz w:val="18"/>
+              </w:rPr>
+            </w:r>
+            <w:r>
+              <w:rPr>
+                <w:b/>
+                <w:i w:val="0"/>
+                <w:color w:val="FFFFFF"/>
+                <w:sz w:val="18"/>
+              </w:rPr>
+              <w:t>Effect</w:t>
+            </w:r>
+          </w:p>
+        </w:tc>
+        <w:tc>
+          <w:tcPr>
+            <w:tcW w:type="dxa" w:w="2556"/>
+            <w:shd w:val="clear" w:color="auto" w:fill="6B3524"/>
+          </w:tcPr>
+          <w:p>
+            <w:pPr>
+              <w:spacing w:after="40"/>
+            </w:pPr>
+            <w:r>
+              <w:rPr>
+                <w:b/>
+                <w:color w:val="FFFFFF"/>
+                <w:sz w:val="18"/>
+              </w:rPr>
+            </w:r>
+            <w:r>
+              <w:rPr>
+                <w:b/>
+                <w:i w:val="0"/>
+                <w:color w:val="FFFFFF"/>
+                <w:sz w:val="18"/>
+              </w:rPr>
+              <w:t>Drug or class</w:t>
+            </w:r>
+          </w:p>
+        </w:tc>
+        <w:tc>
+          <w:tcPr>
+            <w:tcW w:type="dxa" w:w="2556"/>
+            <w:shd w:val="clear" w:color="auto" w:fill="6B3524"/>
+          </w:tcPr>
+          <w:p>
+            <w:pPr>
+              <w:spacing w:after="40"/>
+            </w:pPr>
+            <w:r>
+              <w:rPr>
+                <w:b/>
+                <w:color w:val="FFFFFF"/>
+                <w:sz w:val="18"/>
+              </w:rPr>
+            </w:r>
+            <w:r>
+              <w:rPr>
+                <w:b/>
+                <w:i w:val="0"/>
+                <w:color w:val="FFFFFF"/>
+                <w:sz w:val="18"/>
+              </w:rPr>
+              <w:t>What it means / what to do</w:t>
+            </w:r>
+          </w:p>
+        </w:tc>
+        <w:tc>
+          <w:tcPr>
+            <w:tcW w:type="dxa" w:w="2556"/>
+            <w:shd w:val="clear" w:color="auto" w:fill="6B3524"/>
+          </w:tcPr>
+          <w:p>
+            <w:pPr>
+              <w:spacing w:after="40"/>
+            </w:pPr>
+            <w:r>
+              <w:rPr>
+                <w:b/>
+                <w:color w:val="FFFFFF"/>
+                <w:sz w:val="18"/>
+              </w:rPr>
+            </w:r>
+            <w:r>
+              <w:rPr>
+                <w:b/>
+                <w:i w:val="0"/>
+                <w:color w:val="FFFFFF"/>
+                <w:sz w:val="18"/>
+              </w:rPr>
+              <w:t>Source</w:t>
+            </w:r>
+          </w:p>
+        </w:tc>
+      </w:tr>
+      <w:tr>
+        <w:tc>
+          <w:tcPr>
+            <w:tcW w:type="dxa" w:w="2556"/>
+          </w:tcPr>
+          <w:p>
+            <w:pPr>
+              <w:spacing w:after="40"/>
+            </w:pPr>
+            <w:r>
+              <w:rPr>
+                <w:sz w:val="18"/>
+              </w:rPr>
+            </w:r>
+            <w:r>
+              <w:rPr>
+                <w:b w:val="0"/>
+                <w:i w:val="0"/>
+                <w:sz w:val="18"/>
+              </w:rPr>
+              <w:t>Allergic reaction, fever, chills, skin rash</w:t>
+            </w:r>
+          </w:p>
+        </w:tc>
+        <w:tc>
+          <w:tcPr>
+            <w:tcW w:type="dxa" w:w="2556"/>
+          </w:tcPr>
+          <w:p>
+            <w:pPr>
+              <w:spacing w:after="40"/>
+            </w:pPr>
+            <w:r>
+              <w:rPr>
+                <w:sz w:val="18"/>
+              </w:rPr>
+            </w:r>
+            <w:r>
+              <w:rPr>
+                <w:b/>
+                <w:i w:val="0"/>
+                <w:sz w:val="18"/>
+              </w:rPr>
+              <w:t>Streptokinase</w:t>
+            </w:r>
+          </w:p>
+        </w:tc>
+        <w:tc>
+          <w:tcPr>
+            <w:tcW w:type="dxa" w:w="2556"/>
+          </w:tcPr>
+          <w:p>
+            <w:pPr>
+              <w:spacing w:after="40"/>
+            </w:pPr>
+            <w:r>
+              <w:rPr>
+                <w:sz w:val="18"/>
+              </w:rPr>
+            </w:r>
+            <w:r>
+              <w:rPr>
+                <w:b w:val="0"/>
+                <w:i w:val="0"/>
+                <w:sz w:val="18"/>
+              </w:rPr>
+              <w:t>Mainly with streptokinase among the fibrinolytics; prior streptokinase exposure or allergic reaction is a contraindication.</w:t>
+            </w:r>
+          </w:p>
+        </w:tc>
+        <w:tc>
+          <w:tcPr>
+            <w:tcW w:type="dxa" w:w="2556"/>
+          </w:tcPr>
+          <w:p>
+            <w:pPr>
+              <w:spacing w:after="40"/>
+            </w:pPr>
+            <w:r>
+              <w:rPr>
+                <w:sz w:val="18"/>
+              </w:rPr>
+            </w:r>
+            <w:r>
+              <w:rPr>
+                <w:b w:val="0"/>
+                <w:i w:val="0"/>
+                <w:sz w:val="18"/>
+              </w:rPr>
+              <w:t>L8</w:t>
+            </w:r>
+            <w:r>
+              <w:rPr>
+                <w:sz w:val="18"/>
+              </w:rPr>
+              <w:br/>
+            </w:r>
+            <w:r>
+              <w:rPr>
+                <w:b w:val="0"/>
+                <w:i w:val="0"/>
+                <w:sz w:val="18"/>
+              </w:rPr>
+              <w:t>slide 62</w:t>
+            </w:r>
+          </w:p>
+        </w:tc>
+      </w:tr>
+      <w:tr>
+        <w:tc>
+          <w:tcPr>
+            <w:tcW w:type="dxa" w:w="2556"/>
+          </w:tcPr>
+          <w:p>
+            <w:pPr>
+              <w:spacing w:after="40"/>
+            </w:pPr>
+            <w:r>
+              <w:rPr>
+                <w:sz w:val="18"/>
+              </w:rPr>
+            </w:r>
+            <w:r>
+              <w:rPr>
+                <w:b w:val="0"/>
+                <w:i w:val="0"/>
+                <w:sz w:val="18"/>
+              </w:rPr>
+              <w:t>Possible increase in mortality</w:t>
+            </w:r>
+          </w:p>
+        </w:tc>
+        <w:tc>
+          <w:tcPr>
+            <w:tcW w:type="dxa" w:w="2556"/>
+          </w:tcPr>
+          <w:p>
+            <w:pPr>
+              <w:spacing w:after="40"/>
+            </w:pPr>
+            <w:r>
+              <w:rPr>
+                <w:sz w:val="18"/>
+              </w:rPr>
+            </w:r>
+            <w:r>
+              <w:rPr>
+                <w:b/>
+                <w:i w:val="0"/>
+                <w:sz w:val="18"/>
+              </w:rPr>
+              <w:t>Morphine</w:t>
+            </w:r>
+          </w:p>
+        </w:tc>
+        <w:tc>
+          <w:tcPr>
+            <w:tcW w:type="dxa" w:w="2556"/>
+          </w:tcPr>
+          <w:p>
+            <w:pPr>
+              <w:spacing w:after="40"/>
+            </w:pPr>
+            <w:r>
+              <w:rPr>
+                <w:sz w:val="18"/>
+              </w:rPr>
+            </w:r>
+            <w:r>
+              <w:rPr>
+                <w:b w:val="0"/>
+                <w:i w:val="0"/>
+                <w:sz w:val="18"/>
+              </w:rPr>
+              <w:t>In unstable angina and non-ST-elevation myocardial infarction; its use is controversial.</w:t>
+            </w:r>
+          </w:p>
+        </w:tc>
+        <w:tc>
+          <w:tcPr>
+            <w:tcW w:type="dxa" w:w="2556"/>
+          </w:tcPr>
+          <w:p>
+            <w:pPr>
+              <w:spacing w:after="40"/>
+            </w:pPr>
+            <w:r>
+              <w:rPr>
+                <w:sz w:val="18"/>
+              </w:rPr>
+            </w:r>
+            <w:r>
+              <w:rPr>
+                <w:b w:val="0"/>
+                <w:i w:val="0"/>
+                <w:sz w:val="18"/>
+              </w:rPr>
+              <w:t>L8</w:t>
+            </w:r>
+            <w:r>
+              <w:rPr>
+                <w:sz w:val="18"/>
+              </w:rPr>
+              <w:br/>
+            </w:r>
+            <w:r>
+              <w:rPr>
+                <w:b w:val="0"/>
+                <w:i w:val="0"/>
+                <w:sz w:val="18"/>
+              </w:rPr>
+              <w:t>slide 56</w:t>
+            </w:r>
+          </w:p>
+        </w:tc>
+      </w:tr>
+      <w:tr>
+        <w:tc>
+          <w:tcPr>
+            <w:tcW w:type="dxa" w:w="2556"/>
+          </w:tcPr>
+          <w:p>
+            <w:pPr>
+              <w:spacing w:after="40"/>
+            </w:pPr>
+            <w:r>
+              <w:rPr>
+                <w:sz w:val="18"/>
+              </w:rPr>
+            </w:r>
+            <w:r>
+              <w:rPr>
+                <w:b w:val="0"/>
+                <w:i w:val="0"/>
+                <w:sz w:val="18"/>
+              </w:rPr>
+              <w:t>Aspirin allergy</w:t>
+            </w:r>
+          </w:p>
+        </w:tc>
+        <w:tc>
+          <w:tcPr>
+            <w:tcW w:type="dxa" w:w="2556"/>
+          </w:tcPr>
+          <w:p>
+            <w:pPr>
+              <w:spacing w:after="40"/>
+            </w:pPr>
+            <w:r>
+              <w:rPr>
+                <w:sz w:val="18"/>
+              </w:rPr>
+            </w:r>
+            <w:r>
+              <w:rPr>
+                <w:b/>
+                <w:i w:val="0"/>
+                <w:sz w:val="18"/>
+              </w:rPr>
+              <w:t>Aspirin</w:t>
+            </w:r>
+          </w:p>
+        </w:tc>
+        <w:tc>
+          <w:tcPr>
+            <w:tcW w:type="dxa" w:w="2556"/>
+          </w:tcPr>
+          <w:p>
+            <w:pPr>
+              <w:spacing w:after="40"/>
+            </w:pPr>
+            <w:r>
+              <w:rPr>
+                <w:sz w:val="18"/>
+              </w:rPr>
+            </w:r>
+            <w:r>
+              <w:rPr>
+                <w:b w:val="0"/>
+                <w:i w:val="0"/>
+                <w:sz w:val="18"/>
+              </w:rPr>
+              <w:t>Allergy is a contraindication; clopidogrel is the substitute recommended for patients allergic to aspirin.</w:t>
+            </w:r>
+          </w:p>
+        </w:tc>
+        <w:tc>
+          <w:tcPr>
+            <w:tcW w:type="dxa" w:w="2556"/>
+          </w:tcPr>
+          <w:p>
+            <w:pPr>
+              <w:spacing w:after="40"/>
+            </w:pPr>
+            <w:r>
+              <w:rPr>
+                <w:sz w:val="18"/>
+              </w:rPr>
+            </w:r>
+            <w:r>
+              <w:rPr>
+                <w:b w:val="0"/>
+                <w:i w:val="0"/>
+                <w:sz w:val="18"/>
+              </w:rPr>
+              <w:t>L8</w:t>
+            </w:r>
+            <w:r>
+              <w:rPr>
+                <w:sz w:val="18"/>
+              </w:rPr>
+              <w:br/>
+            </w:r>
+            <w:r>
+              <w:rPr>
+                <w:b w:val="0"/>
+                <w:i w:val="0"/>
+                <w:sz w:val="18"/>
+              </w:rPr>
+              <w:t>slide 37</w:t>
+            </w:r>
+          </w:p>
+        </w:tc>
+      </w:tr>
+      <w:tr>
+        <w:tc>
+          <w:tcPr>
+            <w:tcW w:type="dxa" w:w="2556"/>
+          </w:tcPr>
+          <w:p>
+            <w:pPr>
+              <w:spacing w:after="40"/>
+            </w:pPr>
+            <w:r>
+              <w:rPr>
+                <w:sz w:val="18"/>
+              </w:rPr>
+            </w:r>
+            <w:r>
+              <w:rPr>
+                <w:b w:val="0"/>
+                <w:i w:val="0"/>
+                <w:sz w:val="18"/>
+              </w:rPr>
+              <w:t>Short-acting formulation problem</w:t>
+            </w:r>
+          </w:p>
+        </w:tc>
+        <w:tc>
+          <w:tcPr>
+            <w:tcW w:type="dxa" w:w="2556"/>
+          </w:tcPr>
+          <w:p>
+            <w:pPr>
+              <w:spacing w:after="40"/>
+            </w:pPr>
+            <w:r>
+              <w:rPr>
+                <w:sz w:val="18"/>
+              </w:rPr>
+            </w:r>
+            <w:r>
+              <w:rPr>
+                <w:b/>
+                <w:i w:val="0"/>
+                <w:sz w:val="18"/>
+              </w:rPr>
+              <w:t>Nifedipine</w:t>
+            </w:r>
+          </w:p>
+        </w:tc>
+        <w:tc>
+          <w:tcPr>
+            <w:tcW w:type="dxa" w:w="2556"/>
+          </w:tcPr>
+          <w:p>
+            <w:pPr>
+              <w:spacing w:after="40"/>
+            </w:pPr>
+            <w:r>
+              <w:rPr>
+                <w:sz w:val="18"/>
+              </w:rPr>
+            </w:r>
+            <w:r>
+              <w:rPr>
+                <w:b w:val="0"/>
+                <w:i w:val="0"/>
+                <w:sz w:val="18"/>
+              </w:rPr>
+              <w:t>Avoid short-acting agents (nifedipine is the named example).</w:t>
+            </w:r>
+          </w:p>
+        </w:tc>
+        <w:tc>
+          <w:tcPr>
+            <w:tcW w:type="dxa" w:w="2556"/>
+          </w:tcPr>
+          <w:p>
+            <w:pPr>
+              <w:spacing w:after="40"/>
+            </w:pPr>
+            <w:r>
+              <w:rPr>
+                <w:sz w:val="18"/>
+              </w:rPr>
+            </w:r>
+            <w:r>
+              <w:rPr>
+                <w:b w:val="0"/>
+                <w:i w:val="0"/>
+                <w:sz w:val="18"/>
+              </w:rPr>
+              <w:t>L8</w:t>
+            </w:r>
+            <w:r>
+              <w:rPr>
+                <w:sz w:val="18"/>
+              </w:rPr>
+              <w:br/>
+            </w:r>
+            <w:r>
+              <w:rPr>
+                <w:b w:val="0"/>
+                <w:i w:val="0"/>
+                <w:sz w:val="18"/>
+              </w:rPr>
+              <w:t>slide 22</w:t>
             </w:r>
           </w:p>
         </w:tc>
